--- a/docs/Protocolo de pruebas.docx
+++ b/docs/Protocolo de pruebas.docx
@@ -20,18 +20,17 @@
     </w:p>
     <w:p>
       <w:pPr>
-        <w:jc w:val="center"/>
-        <w:rPr>
-          <w:sz w:val="28"/>
-          <w:szCs w:val="28"/>
-        </w:rPr>
-      </w:pPr>
-    </w:p>
-    <w:p>
-      <w:pPr>
         <w:pStyle w:val="Ttulo1"/>
       </w:pPr>
       <w:r>
+        <w:t xml:space="preserve">PP-01 INICIO DE SESIÓN Y REGISTRO </w:t>
+      </w:r>
+    </w:p>
+    <w:p>
+      <w:pPr>
+        <w:pStyle w:val="Ttulo2"/>
+      </w:pPr>
+      <w:r>
         <w:t>I</w:t>
       </w:r>
       <w:r>
@@ -40,7 +39,7 @@
     </w:p>
     <w:p>
       <w:pPr>
-        <w:ind w:firstLine="708"/>
+        <w:ind w:left="708" w:firstLine="708"/>
         <w:jc w:val="both"/>
       </w:pPr>
       <w:r>
@@ -52,26 +51,29 @@
     </w:p>
     <w:p>
       <w:pPr>
-        <w:pStyle w:val="Ttulo1"/>
-      </w:pPr>
-      <w:r>
-        <w:t>Entorno de Pruebas</w:t>
-      </w:r>
-    </w:p>
-    <w:p>
-      <w:pPr>
-        <w:ind w:firstLine="708"/>
-      </w:pPr>
-      <w:r>
-        <w:t>• Servidor: http://localhost:808</w:t>
-      </w:r>
-      <w:r>
-        <w:t>1</w:t>
-      </w:r>
-    </w:p>
-    <w:p>
-      <w:pPr>
-        <w:ind w:firstLine="708"/>
+        <w:pStyle w:val="Ttulo2"/>
+      </w:pPr>
+      <w:r>
+        <w:t xml:space="preserve">Entorno de </w:t>
+      </w:r>
+      <w:r>
+        <w:t>p</w:t>
+      </w:r>
+      <w:r>
+        <w:t>ruebas</w:t>
+      </w:r>
+    </w:p>
+    <w:p>
+      <w:pPr>
+        <w:ind w:left="708" w:firstLine="708"/>
+      </w:pPr>
+      <w:r>
+        <w:t>• Servidor: http://localhost:8081</w:t>
+      </w:r>
+    </w:p>
+    <w:p>
+      <w:pPr>
+        <w:ind w:left="708" w:firstLine="708"/>
       </w:pPr>
       <w:r>
         <w:t xml:space="preserve">• </w:t>
@@ -87,7 +89,7 @@
     </w:p>
     <w:p>
       <w:pPr>
-        <w:ind w:firstLine="708"/>
+        <w:ind w:left="708" w:firstLine="708"/>
       </w:pPr>
       <w:r>
         <w:t>• Base de datos: PostgreSQL</w:t>
@@ -95,7 +97,7 @@
     </w:p>
     <w:p>
       <w:pPr>
-        <w:ind w:firstLine="708"/>
+        <w:ind w:left="708" w:firstLine="708"/>
       </w:pPr>
       <w:r>
         <w:t xml:space="preserve">• Herramienta de verificación: </w:t>
@@ -108,15 +110,21 @@
     </w:p>
     <w:p>
       <w:pPr>
-        <w:pStyle w:val="Ttulo1"/>
-      </w:pPr>
-      <w:r>
-        <w:t>Estrategia de Pruebas</w:t>
-      </w:r>
-    </w:p>
-    <w:p>
-      <w:pPr>
-        <w:ind w:firstLine="708"/>
+        <w:pStyle w:val="Ttulo2"/>
+      </w:pPr>
+      <w:r>
+        <w:t xml:space="preserve">Estrategia de </w:t>
+      </w:r>
+      <w:r>
+        <w:t>p</w:t>
+      </w:r>
+      <w:r>
+        <w:t>ruebas</w:t>
+      </w:r>
+    </w:p>
+    <w:p>
+      <w:pPr>
+        <w:ind w:left="708" w:firstLine="708"/>
       </w:pPr>
       <w:r>
         <w:t>• Pruebas funcionales manuales</w:t>
@@ -124,7 +132,7 @@
     </w:p>
     <w:p>
       <w:pPr>
-        <w:ind w:firstLine="708"/>
+        <w:ind w:left="708" w:firstLine="708"/>
       </w:pPr>
       <w:r>
         <w:t>• Validación en base de datos</w:t>
@@ -132,7 +140,7 @@
     </w:p>
     <w:p>
       <w:pPr>
-        <w:ind w:firstLine="708"/>
+        <w:ind w:left="708" w:firstLine="708"/>
       </w:pPr>
       <w:r>
         <w:t>• Verificación de seguridad básica</w:t>
@@ -140,10 +148,16 @@
     </w:p>
     <w:p>
       <w:pPr>
-        <w:pStyle w:val="Ttulo1"/>
-      </w:pPr>
-      <w:r>
-        <w:t>Casos de Prueba</w:t>
+        <w:pStyle w:val="Ttulo2"/>
+      </w:pPr>
+      <w:r>
+        <w:t xml:space="preserve">Casos de </w:t>
+      </w:r>
+      <w:r>
+        <w:t>p</w:t>
+      </w:r>
+      <w:r>
+        <w:t>rueba</w:t>
       </w:r>
     </w:p>
     <w:tbl>
@@ -153,16 +167,16 @@
         <w:tblLook w:val="04A0" w:firstRow="1" w:lastRow="0" w:firstColumn="1" w:lastColumn="0" w:noHBand="0" w:noVBand="1"/>
       </w:tblPr>
       <w:tblGrid>
-        <w:gridCol w:w="1765"/>
-        <w:gridCol w:w="1765"/>
-        <w:gridCol w:w="1766"/>
-        <w:gridCol w:w="1766"/>
-        <w:gridCol w:w="1766"/>
+        <w:gridCol w:w="470"/>
+        <w:gridCol w:w="1510"/>
+        <w:gridCol w:w="1963"/>
+        <w:gridCol w:w="2006"/>
+        <w:gridCol w:w="2879"/>
       </w:tblGrid>
       <w:tr>
         <w:tc>
           <w:tcPr>
-            <w:tcW w:w="1765" w:type="dxa"/>
+            <w:tcW w:w="470" w:type="dxa"/>
           </w:tcPr>
           <w:p>
             <w:r>
@@ -172,7 +186,7 @@
         </w:tc>
         <w:tc>
           <w:tcPr>
-            <w:tcW w:w="1765" w:type="dxa"/>
+            <w:tcW w:w="1510" w:type="dxa"/>
           </w:tcPr>
           <w:p>
             <w:r>
@@ -182,7 +196,7 @@
         </w:tc>
         <w:tc>
           <w:tcPr>
-            <w:tcW w:w="1766" w:type="dxa"/>
+            <w:tcW w:w="1963" w:type="dxa"/>
           </w:tcPr>
           <w:p>
             <w:r>
@@ -192,7 +206,7 @@
         </w:tc>
         <w:tc>
           <w:tcPr>
-            <w:tcW w:w="1766" w:type="dxa"/>
+            <w:tcW w:w="2006" w:type="dxa"/>
           </w:tcPr>
           <w:p>
             <w:r>
@@ -202,7 +216,7 @@
         </w:tc>
         <w:tc>
           <w:tcPr>
-            <w:tcW w:w="1766" w:type="dxa"/>
+            <w:tcW w:w="2879" w:type="dxa"/>
           </w:tcPr>
           <w:p>
             <w:r>
@@ -214,7 +228,7 @@
       <w:tr>
         <w:tc>
           <w:tcPr>
-            <w:tcW w:w="1765" w:type="dxa"/>
+            <w:tcW w:w="470" w:type="dxa"/>
           </w:tcPr>
           <w:p>
             <w:r>
@@ -224,7 +238,7 @@
         </w:tc>
         <w:tc>
           <w:tcPr>
-            <w:tcW w:w="1765" w:type="dxa"/>
+            <w:tcW w:w="1510" w:type="dxa"/>
           </w:tcPr>
           <w:p>
             <w:r>
@@ -234,7 +248,7 @@
         </w:tc>
         <w:tc>
           <w:tcPr>
-            <w:tcW w:w="1766" w:type="dxa"/>
+            <w:tcW w:w="1963" w:type="dxa"/>
           </w:tcPr>
           <w:p>
             <w:r>
@@ -244,7 +258,7 @@
         </w:tc>
         <w:tc>
           <w:tcPr>
-            <w:tcW w:w="1766" w:type="dxa"/>
+            <w:tcW w:w="2006" w:type="dxa"/>
           </w:tcPr>
           <w:p>
             <w:r>
@@ -254,7 +268,7 @@
         </w:tc>
         <w:tc>
           <w:tcPr>
-            <w:tcW w:w="1766" w:type="dxa"/>
+            <w:tcW w:w="2879" w:type="dxa"/>
           </w:tcPr>
           <w:p>
             <w:r>
@@ -274,7 +288,7 @@
       <w:tr>
         <w:tc>
           <w:tcPr>
-            <w:tcW w:w="1765" w:type="dxa"/>
+            <w:tcW w:w="470" w:type="dxa"/>
           </w:tcPr>
           <w:p>
             <w:r>
@@ -284,7 +298,7 @@
         </w:tc>
         <w:tc>
           <w:tcPr>
-            <w:tcW w:w="1765" w:type="dxa"/>
+            <w:tcW w:w="1510" w:type="dxa"/>
           </w:tcPr>
           <w:p>
             <w:r>
@@ -294,7 +308,7 @@
         </w:tc>
         <w:tc>
           <w:tcPr>
-            <w:tcW w:w="1766" w:type="dxa"/>
+            <w:tcW w:w="1963" w:type="dxa"/>
           </w:tcPr>
           <w:p>
             <w:r>
@@ -304,7 +318,7 @@
         </w:tc>
         <w:tc>
           <w:tcPr>
-            <w:tcW w:w="1766" w:type="dxa"/>
+            <w:tcW w:w="2006" w:type="dxa"/>
           </w:tcPr>
           <w:p>
             <w:r>
@@ -314,7 +328,7 @@
         </w:tc>
         <w:tc>
           <w:tcPr>
-            <w:tcW w:w="1766" w:type="dxa"/>
+            <w:tcW w:w="2879" w:type="dxa"/>
           </w:tcPr>
           <w:p>
             <w:r>
@@ -331,7 +345,7 @@
       <w:tr>
         <w:tc>
           <w:tcPr>
-            <w:tcW w:w="1765" w:type="dxa"/>
+            <w:tcW w:w="470" w:type="dxa"/>
           </w:tcPr>
           <w:p>
             <w:r>
@@ -341,7 +355,7 @@
         </w:tc>
         <w:tc>
           <w:tcPr>
-            <w:tcW w:w="1765" w:type="dxa"/>
+            <w:tcW w:w="1510" w:type="dxa"/>
           </w:tcPr>
           <w:p>
             <w:r>
@@ -351,7 +365,7 @@
         </w:tc>
         <w:tc>
           <w:tcPr>
-            <w:tcW w:w="1766" w:type="dxa"/>
+            <w:tcW w:w="1963" w:type="dxa"/>
           </w:tcPr>
           <w:p>
             <w:r>
@@ -361,7 +375,7 @@
         </w:tc>
         <w:tc>
           <w:tcPr>
-            <w:tcW w:w="1766" w:type="dxa"/>
+            <w:tcW w:w="2006" w:type="dxa"/>
           </w:tcPr>
           <w:p>
             <w:r>
@@ -371,7 +385,7 @@
         </w:tc>
         <w:tc>
           <w:tcPr>
-            <w:tcW w:w="1766" w:type="dxa"/>
+            <w:tcW w:w="2879" w:type="dxa"/>
           </w:tcPr>
           <w:p>
             <w:r>
@@ -393,7 +407,7 @@
       <w:tr>
         <w:tc>
           <w:tcPr>
-            <w:tcW w:w="1765" w:type="dxa"/>
+            <w:tcW w:w="470" w:type="dxa"/>
           </w:tcPr>
           <w:p>
             <w:r>
@@ -403,7 +417,7 @@
         </w:tc>
         <w:tc>
           <w:tcPr>
-            <w:tcW w:w="1765" w:type="dxa"/>
+            <w:tcW w:w="1510" w:type="dxa"/>
           </w:tcPr>
           <w:p>
             <w:r>
@@ -413,7 +427,7 @@
         </w:tc>
         <w:tc>
           <w:tcPr>
-            <w:tcW w:w="1766" w:type="dxa"/>
+            <w:tcW w:w="1963" w:type="dxa"/>
           </w:tcPr>
           <w:p>
             <w:r>
@@ -423,7 +437,7 @@
         </w:tc>
         <w:tc>
           <w:tcPr>
-            <w:tcW w:w="1766" w:type="dxa"/>
+            <w:tcW w:w="2006" w:type="dxa"/>
           </w:tcPr>
           <w:p>
             <w:r>
@@ -436,7 +450,7 @@
         </w:tc>
         <w:tc>
           <w:tcPr>
-            <w:tcW w:w="1766" w:type="dxa"/>
+            <w:tcW w:w="2879" w:type="dxa"/>
           </w:tcPr>
           <w:p>
             <w:r>
@@ -448,7 +462,7 @@
       <w:tr>
         <w:tc>
           <w:tcPr>
-            <w:tcW w:w="1765" w:type="dxa"/>
+            <w:tcW w:w="470" w:type="dxa"/>
           </w:tcPr>
           <w:p>
             <w:r>
@@ -458,7 +472,7 @@
         </w:tc>
         <w:tc>
           <w:tcPr>
-            <w:tcW w:w="1765" w:type="dxa"/>
+            <w:tcW w:w="1510" w:type="dxa"/>
           </w:tcPr>
           <w:p>
             <w:r>
@@ -473,7 +487,7 @@
         </w:tc>
         <w:tc>
           <w:tcPr>
-            <w:tcW w:w="1766" w:type="dxa"/>
+            <w:tcW w:w="1963" w:type="dxa"/>
           </w:tcPr>
           <w:p>
             <w:r>
@@ -483,7 +497,7 @@
         </w:tc>
         <w:tc>
           <w:tcPr>
-            <w:tcW w:w="1766" w:type="dxa"/>
+            <w:tcW w:w="2006" w:type="dxa"/>
           </w:tcPr>
           <w:p>
             <w:r>
@@ -498,7 +512,7 @@
         </w:tc>
         <w:tc>
           <w:tcPr>
-            <w:tcW w:w="1766" w:type="dxa"/>
+            <w:tcW w:w="2879" w:type="dxa"/>
           </w:tcPr>
           <w:p>
             <w:r>
@@ -515,7 +529,7 @@
       <w:tr>
         <w:tc>
           <w:tcPr>
-            <w:tcW w:w="1765" w:type="dxa"/>
+            <w:tcW w:w="470" w:type="dxa"/>
           </w:tcPr>
           <w:p>
             <w:r>
@@ -525,7 +539,7 @@
         </w:tc>
         <w:tc>
           <w:tcPr>
-            <w:tcW w:w="1765" w:type="dxa"/>
+            <w:tcW w:w="1510" w:type="dxa"/>
           </w:tcPr>
           <w:p>
             <w:proofErr w:type="spellStart"/>
@@ -541,21 +555,370 @@
         </w:tc>
         <w:tc>
           <w:tcPr>
+            <w:tcW w:w="1963" w:type="dxa"/>
+          </w:tcPr>
+          <w:p>
+            <w:r>
+              <w:t>Usuario autenticado</w:t>
+            </w:r>
+          </w:p>
+        </w:tc>
+        <w:tc>
+          <w:tcPr>
+            <w:tcW w:w="2006" w:type="dxa"/>
+          </w:tcPr>
+          <w:p>
+            <w:r>
+              <w:t>Cerrar sesión</w:t>
+            </w:r>
+          </w:p>
+        </w:tc>
+        <w:tc>
+          <w:tcPr>
+            <w:tcW w:w="2879" w:type="dxa"/>
+          </w:tcPr>
+          <w:p>
+            <w:r>
+              <w:t>Sesión invalidada</w:t>
+            </w:r>
+          </w:p>
+        </w:tc>
+      </w:tr>
+    </w:tbl>
+    <w:p>
+      <w:pPr>
+        <w:pStyle w:val="Ttulo1"/>
+        <w:numPr>
+          <w:ilvl w:val="0"/>
+          <w:numId w:val="0"/>
+        </w:numPr>
+        <w:rPr>
+          <w:highlight w:val="lightGray"/>
+        </w:rPr>
+      </w:pPr>
+    </w:p>
+    <w:p>
+      <w:pPr>
+        <w:rPr>
+          <w:highlight w:val="lightGray"/>
+        </w:rPr>
+      </w:pPr>
+      <w:r>
+        <w:rPr>
+          <w:highlight w:val="lightGray"/>
+        </w:rPr>
+        <w:br w:type="page"/>
+      </w:r>
+    </w:p>
+    <w:p>
+      <w:pPr>
+        <w:pStyle w:val="Ttulo1"/>
+      </w:pPr>
+      <w:r>
+        <w:lastRenderedPageBreak/>
+        <w:t xml:space="preserve">PP-02 CREACIÓN DE TRABAJO </w:t>
+      </w:r>
+    </w:p>
+    <w:p>
+      <w:pPr>
+        <w:pStyle w:val="Ttulo2"/>
+        <w:numPr>
+          <w:ilvl w:val="0"/>
+          <w:numId w:val="0"/>
+        </w:numPr>
+        <w:ind w:left="992"/>
+      </w:pPr>
+      <w:r>
+        <w:t xml:space="preserve">A. Introducción </w:t>
+      </w:r>
+    </w:p>
+    <w:p>
+      <w:pPr>
+        <w:pStyle w:val="NormalWeb"/>
+        <w:ind w:left="992" w:firstLine="708"/>
+        <w:jc w:val="both"/>
+      </w:pPr>
+      <w:r>
+        <w:t xml:space="preserve">El presente documento define el protocolo de pruebas para el módulo de </w:t>
+      </w:r>
+      <w:r>
+        <w:rPr>
+          <w:rStyle w:val="Fuerte"/>
+          <w:b w:val="0"/>
+          <w:bCs w:val="0"/>
+        </w:rPr>
+        <w:t>gestión de trabajos académicos</w:t>
+      </w:r>
+      <w:r>
+        <w:t xml:space="preserve">, específicamente la funcionalidad de </w:t>
+      </w:r>
+      <w:r>
+        <w:rPr>
+          <w:rStyle w:val="Fuerte"/>
+          <w:b w:val="0"/>
+          <w:bCs w:val="0"/>
+        </w:rPr>
+        <w:t>crear trabajos dentro de la plataforma</w:t>
+      </w:r>
+      <w:r>
+        <w:t>. Estas pruebas permiten verificar que los usuarios puedan registrar correctamente un nuevo trabajo académico y que la información se almacene de manera adecuada en el sistema.</w:t>
+      </w:r>
+    </w:p>
+    <w:p>
+      <w:pPr>
+        <w:pStyle w:val="Ttulo2"/>
+        <w:numPr>
+          <w:ilvl w:val="3"/>
+          <w:numId w:val="11"/>
+        </w:numPr>
+      </w:pPr>
+      <w:r>
+        <w:t xml:space="preserve">Entorno de Pruebas </w:t>
+      </w:r>
+    </w:p>
+    <w:p>
+      <w:pPr>
+        <w:ind w:left="708" w:firstLine="708"/>
+      </w:pPr>
+      <w:r>
+        <w:t>• Servidor: http://localhost:8081</w:t>
+      </w:r>
+    </w:p>
+    <w:p>
+      <w:pPr>
+        <w:ind w:left="708" w:firstLine="708"/>
+      </w:pPr>
+      <w:r>
+        <w:t xml:space="preserve">• </w:t>
+      </w:r>
+      <w:proofErr w:type="spellStart"/>
+      <w:r>
+        <w:t>Backend</w:t>
+      </w:r>
+      <w:proofErr w:type="spellEnd"/>
+      <w:r>
+        <w:t>: Java</w:t>
+      </w:r>
+    </w:p>
+    <w:p>
+      <w:pPr>
+        <w:ind w:left="708" w:firstLine="708"/>
+      </w:pPr>
+      <w:r>
+        <w:t>• Base de datos: PostgreSQL</w:t>
+      </w:r>
+    </w:p>
+    <w:p>
+      <w:pPr>
+        <w:ind w:left="708" w:firstLine="708"/>
+      </w:pPr>
+      <w:r>
+        <w:t xml:space="preserve">• Herramienta de verificación: </w:t>
+      </w:r>
+      <w:proofErr w:type="spellStart"/>
+      <w:r>
+        <w:t>pgAdmin</w:t>
+      </w:r>
+      <w:proofErr w:type="spellEnd"/>
+    </w:p>
+    <w:p>
+      <w:pPr>
+        <w:pStyle w:val="Ttulo2"/>
+      </w:pPr>
+      <w:r>
+        <w:t xml:space="preserve">Estrategia de pruebas </w:t>
+      </w:r>
+    </w:p>
+    <w:p>
+      <w:pPr>
+        <w:ind w:left="708" w:firstLine="708"/>
+      </w:pPr>
+      <w:r>
+        <w:t>• Pruebas funcionales manuales</w:t>
+      </w:r>
+    </w:p>
+    <w:p>
+      <w:pPr>
+        <w:ind w:left="708" w:firstLine="708"/>
+      </w:pPr>
+      <w:r>
+        <w:t>• Validación en base de datos</w:t>
+      </w:r>
+    </w:p>
+    <w:p>
+      <w:pPr>
+        <w:ind w:left="708" w:firstLine="708"/>
+      </w:pPr>
+      <w:r>
+        <w:t xml:space="preserve">• </w:t>
+      </w:r>
+      <w:r>
+        <w:t>Verificación de manejo de errores en el formulario</w:t>
+      </w:r>
+    </w:p>
+    <w:p>
+      <w:pPr>
+        <w:pStyle w:val="Ttulo2"/>
+      </w:pPr>
+      <w:r>
+        <w:t>Casos de prueba</w:t>
+      </w:r>
+    </w:p>
+    <w:tbl>
+      <w:tblPr>
+        <w:tblStyle w:val="Tablaconcuadrcula"/>
+        <w:tblW w:w="0" w:type="auto"/>
+        <w:tblLook w:val="04A0" w:firstRow="1" w:lastRow="0" w:firstColumn="1" w:lastColumn="0" w:noHBand="0" w:noVBand="1"/>
+      </w:tblPr>
+      <w:tblGrid>
+        <w:gridCol w:w="559"/>
+        <w:gridCol w:w="2920"/>
+        <w:gridCol w:w="1840"/>
+        <w:gridCol w:w="1749"/>
+        <w:gridCol w:w="1760"/>
+      </w:tblGrid>
+      <w:tr>
+        <w:tc>
+          <w:tcPr>
+            <w:tcW w:w="562" w:type="dxa"/>
+          </w:tcPr>
+          <w:p>
+            <w:r>
+              <w:t>ID</w:t>
+            </w:r>
+          </w:p>
+        </w:tc>
+        <w:tc>
+          <w:tcPr>
+            <w:tcW w:w="2968" w:type="dxa"/>
+          </w:tcPr>
+          <w:p>
+            <w:r>
+              <w:t>Caso</w:t>
+            </w:r>
+          </w:p>
+        </w:tc>
+        <w:tc>
+          <w:tcPr>
+            <w:tcW w:w="1852" w:type="dxa"/>
+          </w:tcPr>
+          <w:p>
+            <w:r>
+              <w:t xml:space="preserve">Precondición </w:t>
+            </w:r>
+          </w:p>
+        </w:tc>
+        <w:tc>
+          <w:tcPr>
+            <w:tcW w:w="1680" w:type="dxa"/>
+          </w:tcPr>
+          <w:p>
+            <w:r>
+              <w:t>Pasos</w:t>
+            </w:r>
+          </w:p>
+        </w:tc>
+        <w:tc>
+          <w:tcPr>
             <w:tcW w:w="1766" w:type="dxa"/>
           </w:tcPr>
           <w:p>
             <w:r>
+              <w:t>Resultado Esperado</w:t>
+            </w:r>
+          </w:p>
+        </w:tc>
+      </w:tr>
+      <w:tr>
+        <w:tc>
+          <w:tcPr>
+            <w:tcW w:w="562" w:type="dxa"/>
+          </w:tcPr>
+          <w:p>
+            <w:r>
+              <w:t>01</w:t>
+            </w:r>
+          </w:p>
+        </w:tc>
+        <w:tc>
+          <w:tcPr>
+            <w:tcW w:w="2968" w:type="dxa"/>
+          </w:tcPr>
+          <w:p>
+            <w:r>
+              <w:t>Creación de trabajo exitosa</w:t>
+            </w:r>
+          </w:p>
+        </w:tc>
+        <w:tc>
+          <w:tcPr>
+            <w:tcW w:w="1852" w:type="dxa"/>
+          </w:tcPr>
+          <w:p>
+            <w:r>
               <w:t>Usuario autenticado</w:t>
             </w:r>
           </w:p>
         </w:tc>
         <w:tc>
           <w:tcPr>
+            <w:tcW w:w="1680" w:type="dxa"/>
+          </w:tcPr>
+          <w:p>
+            <w:r>
+              <w:t>Ingresar título del trabajo y crear</w:t>
+            </w:r>
+          </w:p>
+        </w:tc>
+        <w:tc>
+          <w:tcPr>
             <w:tcW w:w="1766" w:type="dxa"/>
           </w:tcPr>
           <w:p>
             <w:r>
-              <w:t>Cerrar sesión</w:t>
+              <w:t>Trabajo creado y visible en el panel</w:t>
+            </w:r>
+          </w:p>
+        </w:tc>
+      </w:tr>
+      <w:tr>
+        <w:tc>
+          <w:tcPr>
+            <w:tcW w:w="562" w:type="dxa"/>
+          </w:tcPr>
+          <w:p>
+            <w:r>
+              <w:t>02</w:t>
+            </w:r>
+          </w:p>
+        </w:tc>
+        <w:tc>
+          <w:tcPr>
+            <w:tcW w:w="2968" w:type="dxa"/>
+          </w:tcPr>
+          <w:p>
+            <w:r>
+              <w:t>Campo título vacío</w:t>
+            </w:r>
+          </w:p>
+        </w:tc>
+        <w:tc>
+          <w:tcPr>
+            <w:tcW w:w="1852" w:type="dxa"/>
+          </w:tcPr>
+          <w:p>
+            <w:r>
+              <w:t>Usuario autenticado</w:t>
+            </w:r>
+          </w:p>
+        </w:tc>
+        <w:tc>
+          <w:tcPr>
+            <w:tcW w:w="1680" w:type="dxa"/>
+          </w:tcPr>
+          <w:p>
+            <w:r>
+              <w:t>Intentar crear trabajo sin ingresar título</w:t>
             </w:r>
           </w:p>
         </w:tc>
@@ -565,8 +928,1212 @@
           </w:tcPr>
           <w:p>
             <w:r>
-              <w:t>Sesión invalidada</w:t>
-            </w:r>
+              <w:t>Mostrar mensaje de error</w:t>
+            </w:r>
+          </w:p>
+        </w:tc>
+      </w:tr>
+      <w:tr>
+        <w:tc>
+          <w:tcPr>
+            <w:tcW w:w="562" w:type="dxa"/>
+          </w:tcPr>
+          <w:p>
+            <w:r>
+              <w:t>03</w:t>
+            </w:r>
+          </w:p>
+        </w:tc>
+        <w:tc>
+          <w:tcPr>
+            <w:tcW w:w="2968" w:type="dxa"/>
+          </w:tcPr>
+          <w:p>
+            <w:r>
+              <w:t>Creación de múltiples trabajos</w:t>
+            </w:r>
+          </w:p>
+        </w:tc>
+        <w:tc>
+          <w:tcPr>
+            <w:tcW w:w="1852" w:type="dxa"/>
+          </w:tcPr>
+          <w:p>
+            <w:r>
+              <w:t>Usuario autenticado</w:t>
+            </w:r>
+          </w:p>
+        </w:tc>
+        <w:tc>
+          <w:tcPr>
+            <w:tcW w:w="1680" w:type="dxa"/>
+          </w:tcPr>
+          <w:p>
+            <w:r>
+              <w:t>Crear varios trabajos consecutivos</w:t>
+            </w:r>
+          </w:p>
+        </w:tc>
+        <w:tc>
+          <w:tcPr>
+            <w:tcW w:w="1766" w:type="dxa"/>
+          </w:tcPr>
+          <w:p>
+            <w:r>
+              <w:t>Todos los trabajos quedan registrados</w:t>
+            </w:r>
+          </w:p>
+        </w:tc>
+      </w:tr>
+      <w:tr>
+        <w:tc>
+          <w:tcPr>
+            <w:tcW w:w="562" w:type="dxa"/>
+          </w:tcPr>
+          <w:p>
+            <w:r>
+              <w:t>04</w:t>
+            </w:r>
+          </w:p>
+        </w:tc>
+        <w:tc>
+          <w:tcPr>
+            <w:tcW w:w="2968" w:type="dxa"/>
+          </w:tcPr>
+          <w:p>
+            <w:r>
+              <w:t>Verificación en base de datos</w:t>
+            </w:r>
+          </w:p>
+        </w:tc>
+        <w:tc>
+          <w:tcPr>
+            <w:tcW w:w="1852" w:type="dxa"/>
+          </w:tcPr>
+          <w:p>
+            <w:r>
+              <w:t>Trabajo creado</w:t>
+            </w:r>
+          </w:p>
+        </w:tc>
+        <w:tc>
+          <w:tcPr>
+            <w:tcW w:w="1680" w:type="dxa"/>
+          </w:tcPr>
+          <w:p>
+            <w:r>
+              <w:t>Revisar tabla correspondiente en la base de datos</w:t>
+            </w:r>
+          </w:p>
+        </w:tc>
+        <w:tc>
+          <w:tcPr>
+            <w:tcW w:w="1766" w:type="dxa"/>
+          </w:tcPr>
+          <w:p>
+            <w:r>
+              <w:t>El trabajo aparece registrado correctamente</w:t>
+            </w:r>
+          </w:p>
+        </w:tc>
+      </w:tr>
+      <w:tr>
+        <w:tc>
+          <w:tcPr>
+            <w:tcW w:w="562" w:type="dxa"/>
+          </w:tcPr>
+          <w:p>
+            <w:r>
+              <w:t>05</w:t>
+            </w:r>
+          </w:p>
+        </w:tc>
+        <w:tc>
+          <w:tcPr>
+            <w:tcW w:w="2968" w:type="dxa"/>
+          </w:tcPr>
+          <w:p>
+            <w:r>
+              <w:t>Acceso sin autenticación</w:t>
+            </w:r>
+          </w:p>
+        </w:tc>
+        <w:tc>
+          <w:tcPr>
+            <w:tcW w:w="1852" w:type="dxa"/>
+          </w:tcPr>
+          <w:p>
+            <w:r>
+              <w:t>Usuario no autenticado</w:t>
+            </w:r>
+          </w:p>
+        </w:tc>
+        <w:tc>
+          <w:tcPr>
+            <w:tcW w:w="1680" w:type="dxa"/>
+          </w:tcPr>
+          <w:p>
+            <w:r>
+              <w:t>Intentar acceder a la opción crear trabajo</w:t>
+            </w:r>
+          </w:p>
+        </w:tc>
+        <w:tc>
+          <w:tcPr>
+            <w:tcW w:w="1766" w:type="dxa"/>
+          </w:tcPr>
+          <w:p>
+            <w:r>
+              <w:t xml:space="preserve">Sistema redirige al </w:t>
+            </w:r>
+            <w:proofErr w:type="spellStart"/>
+            <w:r>
+              <w:t>login</w:t>
+            </w:r>
+            <w:proofErr w:type="spellEnd"/>
+          </w:p>
+          <w:p>
+            <w:pPr>
+              <w:jc w:val="center"/>
+            </w:pPr>
+          </w:p>
+        </w:tc>
+      </w:tr>
+    </w:tbl>
+    <w:p>
+      <w:pPr>
+        <w:pStyle w:val="Ttulo1"/>
+      </w:pPr>
+      <w:r>
+        <w:lastRenderedPageBreak/>
+        <w:t>PP</w:t>
+      </w:r>
+      <w:r>
+        <w:t>-03 Invitar a un compañero</w:t>
+      </w:r>
+    </w:p>
+    <w:p>
+      <w:pPr>
+        <w:pStyle w:val="Ttulo2"/>
+        <w:numPr>
+          <w:ilvl w:val="0"/>
+          <w:numId w:val="12"/>
+        </w:numPr>
+      </w:pPr>
+      <w:r>
+        <w:t xml:space="preserve">Introducción </w:t>
+      </w:r>
+    </w:p>
+    <w:p>
+      <w:pPr>
+        <w:pStyle w:val="NormalWeb"/>
+        <w:ind w:left="1416" w:firstLine="708"/>
+        <w:jc w:val="both"/>
+      </w:pPr>
+      <w:r>
+        <w:t xml:space="preserve">El presente documento define el protocolo de pruebas para el módulo de </w:t>
+      </w:r>
+      <w:r>
+        <w:rPr>
+          <w:rStyle w:val="Fuerte"/>
+          <w:b w:val="0"/>
+          <w:bCs w:val="0"/>
+        </w:rPr>
+        <w:t>colaboración en trabajos académicos</w:t>
+      </w:r>
+      <w:r>
+        <w:t xml:space="preserve">, específicamente la funcionalidad de </w:t>
+      </w:r>
+      <w:r>
+        <w:rPr>
+          <w:rStyle w:val="Fuerte"/>
+          <w:b w:val="0"/>
+          <w:bCs w:val="0"/>
+        </w:rPr>
+        <w:t>invitar compañeros a un trabajo grupal</w:t>
+      </w:r>
+      <w:r>
+        <w:t xml:space="preserve"> dentro de la plataforma. Estas pruebas permiten verificar que los usuarios puedan enviar invitaciones, que los compañeros puedan unirse al trabajo y que el sistema registre correctamente los integrantes del equipo.</w:t>
+      </w:r>
+    </w:p>
+    <w:p>
+      <w:pPr>
+        <w:pStyle w:val="Ttulo2"/>
+        <w:numPr>
+          <w:ilvl w:val="0"/>
+          <w:numId w:val="12"/>
+        </w:numPr>
+      </w:pPr>
+      <w:r>
+        <w:t>Entorno de pruebas</w:t>
+      </w:r>
+    </w:p>
+    <w:p>
+      <w:pPr>
+        <w:pStyle w:val="Prrafodelista"/>
+        <w:ind w:left="1352"/>
+      </w:pPr>
+      <w:r>
+        <w:t>• Servidor: http://localhost:8081</w:t>
+      </w:r>
+      <w:r>
+        <w:t>.</w:t>
+      </w:r>
+    </w:p>
+    <w:p>
+      <w:pPr>
+        <w:pStyle w:val="Prrafodelista"/>
+        <w:ind w:left="1352"/>
+      </w:pPr>
+      <w:r>
+        <w:t xml:space="preserve">• </w:t>
+      </w:r>
+      <w:proofErr w:type="spellStart"/>
+      <w:r>
+        <w:t>Backend</w:t>
+      </w:r>
+      <w:proofErr w:type="spellEnd"/>
+      <w:r>
+        <w:t>: Java</w:t>
+      </w:r>
+      <w:r>
+        <w:t>.</w:t>
+      </w:r>
+    </w:p>
+    <w:p>
+      <w:pPr>
+        <w:pStyle w:val="Prrafodelista"/>
+        <w:ind w:left="1352"/>
+      </w:pPr>
+      <w:r>
+        <w:t>• Base de datos: PostgreSQL</w:t>
+      </w:r>
+      <w:r>
+        <w:t>.</w:t>
+      </w:r>
+    </w:p>
+    <w:p>
+      <w:pPr>
+        <w:pStyle w:val="Prrafodelista"/>
+        <w:ind w:left="1352"/>
+      </w:pPr>
+      <w:r>
+        <w:t xml:space="preserve">• Herramienta de verificación: </w:t>
+      </w:r>
+      <w:proofErr w:type="spellStart"/>
+      <w:r>
+        <w:t>pgAdmin</w:t>
+      </w:r>
+      <w:proofErr w:type="spellEnd"/>
+      <w:r>
+        <w:t>.</w:t>
+      </w:r>
+    </w:p>
+    <w:p>
+      <w:pPr>
+        <w:pStyle w:val="Ttulo2"/>
+        <w:numPr>
+          <w:ilvl w:val="0"/>
+          <w:numId w:val="12"/>
+        </w:numPr>
+      </w:pPr>
+      <w:r>
+        <w:t>Estrategia de pruebas</w:t>
+      </w:r>
+    </w:p>
+    <w:p>
+      <w:pPr>
+        <w:pStyle w:val="Prrafodelista"/>
+        <w:ind w:left="1352"/>
+      </w:pPr>
+      <w:r>
+        <w:t>• Pruebas funcionales manuales</w:t>
+      </w:r>
+      <w:r>
+        <w:t>.</w:t>
+      </w:r>
+    </w:p>
+    <w:p>
+      <w:pPr>
+        <w:pStyle w:val="Prrafodelista"/>
+        <w:ind w:left="1352"/>
+      </w:pPr>
+      <w:r>
+        <w:t xml:space="preserve">• </w:t>
+      </w:r>
+      <w:r>
+        <w:t>Validación de registro de integrantes en base de datos</w:t>
+      </w:r>
+      <w:r>
+        <w:t>.</w:t>
+      </w:r>
+    </w:p>
+    <w:p>
+      <w:pPr>
+        <w:pStyle w:val="Prrafodelista"/>
+        <w:ind w:left="1352"/>
+      </w:pPr>
+      <w:r>
+        <w:t xml:space="preserve">• </w:t>
+      </w:r>
+      <w:r>
+        <w:t>Verificación de manejo de errores en el envío de invitaciones</w:t>
+      </w:r>
+      <w:r>
+        <w:t>.</w:t>
+      </w:r>
+    </w:p>
+    <w:p>
+      <w:pPr>
+        <w:pStyle w:val="Ttulo2"/>
+        <w:numPr>
+          <w:ilvl w:val="0"/>
+          <w:numId w:val="12"/>
+        </w:numPr>
+      </w:pPr>
+      <w:r>
+        <w:t xml:space="preserve">Casos de prueba </w:t>
+      </w:r>
+    </w:p>
+    <w:tbl>
+      <w:tblPr>
+        <w:tblStyle w:val="Tablaconcuadrcula"/>
+        <w:tblW w:w="0" w:type="auto"/>
+        <w:tblLook w:val="04A0" w:firstRow="1" w:lastRow="0" w:firstColumn="1" w:lastColumn="0" w:noHBand="0" w:noVBand="1"/>
+      </w:tblPr>
+      <w:tblGrid>
+        <w:gridCol w:w="558"/>
+        <w:gridCol w:w="1847"/>
+        <w:gridCol w:w="2914"/>
+        <w:gridCol w:w="1749"/>
+        <w:gridCol w:w="1760"/>
+      </w:tblGrid>
+      <w:tr>
+        <w:tc>
+          <w:tcPr>
+            <w:tcW w:w="558" w:type="dxa"/>
+          </w:tcPr>
+          <w:p>
+            <w:r>
+              <w:t>ID</w:t>
+            </w:r>
+          </w:p>
+        </w:tc>
+        <w:tc>
+          <w:tcPr>
+            <w:tcW w:w="1847" w:type="dxa"/>
+          </w:tcPr>
+          <w:p>
+            <w:r>
+              <w:t>Caso</w:t>
+            </w:r>
+          </w:p>
+        </w:tc>
+        <w:tc>
+          <w:tcPr>
+            <w:tcW w:w="2914" w:type="dxa"/>
+          </w:tcPr>
+          <w:p>
+            <w:r>
+              <w:t xml:space="preserve">Precondición </w:t>
+            </w:r>
+          </w:p>
+        </w:tc>
+        <w:tc>
+          <w:tcPr>
+            <w:tcW w:w="1749" w:type="dxa"/>
+          </w:tcPr>
+          <w:p>
+            <w:r>
+              <w:t>Pasos</w:t>
+            </w:r>
+          </w:p>
+        </w:tc>
+        <w:tc>
+          <w:tcPr>
+            <w:tcW w:w="1760" w:type="dxa"/>
+          </w:tcPr>
+          <w:p>
+            <w:r>
+              <w:t>Resultado Esperado</w:t>
+            </w:r>
+          </w:p>
+        </w:tc>
+      </w:tr>
+      <w:tr>
+        <w:tc>
+          <w:tcPr>
+            <w:tcW w:w="558" w:type="dxa"/>
+          </w:tcPr>
+          <w:p>
+            <w:r>
+              <w:t>01</w:t>
+            </w:r>
+          </w:p>
+        </w:tc>
+        <w:tc>
+          <w:tcPr>
+            <w:tcW w:w="1847" w:type="dxa"/>
+          </w:tcPr>
+          <w:p>
+            <w:r>
+              <w:t>Invitación enviada correctamente</w:t>
+            </w:r>
+          </w:p>
+        </w:tc>
+        <w:tc>
+          <w:tcPr>
+            <w:tcW w:w="2914" w:type="dxa"/>
+          </w:tcPr>
+          <w:p>
+            <w:r>
+              <w:t>Usuario autenticado y trabajo creado</w:t>
+            </w:r>
+          </w:p>
+        </w:tc>
+        <w:tc>
+          <w:tcPr>
+            <w:tcW w:w="1749" w:type="dxa"/>
+          </w:tcPr>
+          <w:p>
+            <w:r>
+              <w:t>Enviar invitación a un compañero</w:t>
+            </w:r>
+          </w:p>
+        </w:tc>
+        <w:tc>
+          <w:tcPr>
+            <w:tcW w:w="1760" w:type="dxa"/>
+          </w:tcPr>
+          <w:p>
+            <w:r>
+              <w:t>Invitación enviada correctamente</w:t>
+            </w:r>
+          </w:p>
+        </w:tc>
+      </w:tr>
+      <w:tr>
+        <w:tc>
+          <w:tcPr>
+            <w:tcW w:w="558" w:type="dxa"/>
+          </w:tcPr>
+          <w:p>
+            <w:r>
+              <w:t>02</w:t>
+            </w:r>
+          </w:p>
+        </w:tc>
+        <w:tc>
+          <w:tcPr>
+            <w:tcW w:w="1847" w:type="dxa"/>
+          </w:tcPr>
+          <w:p>
+            <w:r>
+              <w:t>Usuario acepta invitación</w:t>
+            </w:r>
+          </w:p>
+        </w:tc>
+        <w:tc>
+          <w:tcPr>
+            <w:tcW w:w="2914" w:type="dxa"/>
+          </w:tcPr>
+          <w:p>
+            <w:r>
+              <w:t>Usuario invitado</w:t>
+            </w:r>
+          </w:p>
+        </w:tc>
+        <w:tc>
+          <w:tcPr>
+            <w:tcW w:w="1749" w:type="dxa"/>
+          </w:tcPr>
+          <w:p>
+            <w:r>
+              <w:t>Aceptar invitación al trabajo</w:t>
+            </w:r>
+          </w:p>
+        </w:tc>
+        <w:tc>
+          <w:tcPr>
+            <w:tcW w:w="1760" w:type="dxa"/>
+          </w:tcPr>
+          <w:p>
+            <w:r>
+              <w:t>Usuario se une al trabajo</w:t>
+            </w:r>
+          </w:p>
+        </w:tc>
+      </w:tr>
+      <w:tr>
+        <w:tc>
+          <w:tcPr>
+            <w:tcW w:w="558" w:type="dxa"/>
+          </w:tcPr>
+          <w:p>
+            <w:r>
+              <w:t>03</w:t>
+            </w:r>
+          </w:p>
+        </w:tc>
+        <w:tc>
+          <w:tcPr>
+            <w:tcW w:w="1847" w:type="dxa"/>
+          </w:tcPr>
+          <w:p>
+            <w:r>
+              <w:t>Usuario no existente</w:t>
+            </w:r>
+          </w:p>
+        </w:tc>
+        <w:tc>
+          <w:tcPr>
+            <w:tcW w:w="2914" w:type="dxa"/>
+          </w:tcPr>
+          <w:p>
+            <w:r>
+              <w:t>Usuario autenticado</w:t>
+            </w:r>
+          </w:p>
+        </w:tc>
+        <w:tc>
+          <w:tcPr>
+            <w:tcW w:w="1749" w:type="dxa"/>
+          </w:tcPr>
+          <w:p>
+            <w:r>
+              <w:t>Intentar invitar un usuario que no existe</w:t>
+            </w:r>
+          </w:p>
+        </w:tc>
+        <w:tc>
+          <w:tcPr>
+            <w:tcW w:w="1760" w:type="dxa"/>
+          </w:tcPr>
+          <w:p>
+            <w:r>
+              <w:t>Mostrar mensaje de error</w:t>
+            </w:r>
+          </w:p>
+        </w:tc>
+      </w:tr>
+      <w:tr>
+        <w:tc>
+          <w:tcPr>
+            <w:tcW w:w="558" w:type="dxa"/>
+          </w:tcPr>
+          <w:p>
+            <w:r>
+              <w:t>04</w:t>
+            </w:r>
+          </w:p>
+        </w:tc>
+        <w:tc>
+          <w:tcPr>
+            <w:tcW w:w="1847" w:type="dxa"/>
+          </w:tcPr>
+          <w:p>
+            <w:r>
+              <w:t>Verificación de integrantes</w:t>
+            </w:r>
+          </w:p>
+        </w:tc>
+        <w:tc>
+          <w:tcPr>
+            <w:tcW w:w="2914" w:type="dxa"/>
+          </w:tcPr>
+          <w:p>
+            <w:r>
+              <w:t>Invitación aceptada</w:t>
+            </w:r>
+          </w:p>
+        </w:tc>
+        <w:tc>
+          <w:tcPr>
+            <w:tcW w:w="1749" w:type="dxa"/>
+          </w:tcPr>
+          <w:p>
+            <w:r>
+              <w:t>Revisar lista de integrantes del trabajo</w:t>
+            </w:r>
+          </w:p>
+        </w:tc>
+        <w:tc>
+          <w:tcPr>
+            <w:tcW w:w="1760" w:type="dxa"/>
+          </w:tcPr>
+          <w:p>
+            <w:r>
+              <w:t>El usuario aparece en el equipo</w:t>
+            </w:r>
+          </w:p>
+        </w:tc>
+      </w:tr>
+      <w:tr>
+        <w:tc>
+          <w:tcPr>
+            <w:tcW w:w="558" w:type="dxa"/>
+          </w:tcPr>
+          <w:p>
+            <w:r>
+              <w:t>05</w:t>
+            </w:r>
+          </w:p>
+        </w:tc>
+        <w:tc>
+          <w:tcPr>
+            <w:tcW w:w="1847" w:type="dxa"/>
+          </w:tcPr>
+          <w:p>
+            <w:r>
+              <w:t>Verificación en base de datos</w:t>
+            </w:r>
+          </w:p>
+        </w:tc>
+        <w:tc>
+          <w:tcPr>
+            <w:tcW w:w="2914" w:type="dxa"/>
+          </w:tcPr>
+          <w:p>
+            <w:r>
+              <w:t>Usuario agregado al trabajo</w:t>
+            </w:r>
+          </w:p>
+        </w:tc>
+        <w:tc>
+          <w:tcPr>
+            <w:tcW w:w="1749" w:type="dxa"/>
+          </w:tcPr>
+          <w:p>
+            <w:r>
+              <w:t>Revisar tabla de integrantes en base de datos</w:t>
+            </w:r>
+          </w:p>
+        </w:tc>
+        <w:tc>
+          <w:tcPr>
+            <w:tcW w:w="1760" w:type="dxa"/>
+          </w:tcPr>
+          <w:p>
+            <w:r>
+              <w:t>El usuario aparece registrado como miembro del trabajo</w:t>
+            </w:r>
+          </w:p>
+          <w:p>
+            <w:pPr>
+              <w:jc w:val="center"/>
+            </w:pPr>
+          </w:p>
+        </w:tc>
+      </w:tr>
+    </w:tbl>
+    <w:p/>
+    <w:p>
+      <w:pPr>
+        <w:pStyle w:val="Ttulo1"/>
+      </w:pPr>
+      <w:r>
+        <w:lastRenderedPageBreak/>
+        <w:t>PP-0</w:t>
+      </w:r>
+      <w:r>
+        <w:t>4</w:t>
+      </w:r>
+      <w:r>
+        <w:t xml:space="preserve"> </w:t>
+      </w:r>
+      <w:r>
+        <w:t>Visualizar el progreso del trabajo</w:t>
+      </w:r>
+    </w:p>
+    <w:p>
+      <w:pPr>
+        <w:pStyle w:val="Ttulo2"/>
+        <w:numPr>
+          <w:ilvl w:val="0"/>
+          <w:numId w:val="0"/>
+        </w:numPr>
+        <w:ind w:left="992"/>
+      </w:pPr>
+      <w:r>
+        <w:t xml:space="preserve">A. </w:t>
+      </w:r>
+      <w:r>
+        <w:t xml:space="preserve">Introducción </w:t>
+      </w:r>
+    </w:p>
+    <w:p>
+      <w:pPr>
+        <w:pStyle w:val="NormalWeb"/>
+        <w:ind w:left="1416" w:firstLine="708"/>
+        <w:jc w:val="both"/>
+      </w:pPr>
+      <w:r>
+        <w:t xml:space="preserve">El presente documento define el protocolo de pruebas para el módulo de visualización del progreso de trabajos académicos dentro de la plataforma. Estas pruebas permiten verificar que los usuarios puedan consultar el estado de sus trabajos, identificar tareas pendientes o completadas y visualizar el progreso general del </w:t>
+      </w:r>
+      <w:r>
+        <w:t>trabajo.</w:t>
+      </w:r>
+    </w:p>
+    <w:p>
+      <w:pPr>
+        <w:pStyle w:val="Ttulo2"/>
+        <w:numPr>
+          <w:ilvl w:val="0"/>
+          <w:numId w:val="13"/>
+        </w:numPr>
+      </w:pPr>
+      <w:r>
+        <w:t>Entorno de pruebas</w:t>
+      </w:r>
+    </w:p>
+    <w:p>
+      <w:pPr>
+        <w:pStyle w:val="Prrafodelista"/>
+        <w:ind w:left="1352"/>
+      </w:pPr>
+      <w:r>
+        <w:t>• Servidor: http://localhost:8081.</w:t>
+      </w:r>
+    </w:p>
+    <w:p>
+      <w:pPr>
+        <w:pStyle w:val="Prrafodelista"/>
+        <w:ind w:left="1352"/>
+      </w:pPr>
+      <w:r>
+        <w:t xml:space="preserve">• </w:t>
+      </w:r>
+      <w:proofErr w:type="spellStart"/>
+      <w:r>
+        <w:t>Backend</w:t>
+      </w:r>
+      <w:proofErr w:type="spellEnd"/>
+      <w:r>
+        <w:t>: Java.</w:t>
+      </w:r>
+    </w:p>
+    <w:p>
+      <w:pPr>
+        <w:pStyle w:val="Prrafodelista"/>
+        <w:ind w:left="1352"/>
+      </w:pPr>
+      <w:r>
+        <w:t>• Base de datos: PostgreSQL.</w:t>
+      </w:r>
+    </w:p>
+    <w:p>
+      <w:pPr>
+        <w:pStyle w:val="Prrafodelista"/>
+        <w:ind w:left="1352"/>
+      </w:pPr>
+      <w:r>
+        <w:t xml:space="preserve">• Herramienta de verificación: </w:t>
+      </w:r>
+      <w:proofErr w:type="spellStart"/>
+      <w:r>
+        <w:t>pgAdmin</w:t>
+      </w:r>
+      <w:proofErr w:type="spellEnd"/>
+      <w:r>
+        <w:t>.</w:t>
+      </w:r>
+    </w:p>
+    <w:p>
+      <w:pPr>
+        <w:pStyle w:val="Ttulo2"/>
+        <w:numPr>
+          <w:ilvl w:val="0"/>
+          <w:numId w:val="13"/>
+        </w:numPr>
+      </w:pPr>
+      <w:r>
+        <w:t>Estrategia de pruebas</w:t>
+      </w:r>
+    </w:p>
+    <w:p>
+      <w:pPr>
+        <w:pStyle w:val="Prrafodelista"/>
+        <w:ind w:left="1352"/>
+      </w:pPr>
+      <w:r>
+        <w:t>• Pruebas funcionales manuales.</w:t>
+      </w:r>
+    </w:p>
+    <w:p>
+      <w:pPr>
+        <w:pStyle w:val="Prrafodelista"/>
+        <w:ind w:left="1352"/>
+      </w:pPr>
+      <w:r>
+        <w:t xml:space="preserve">• </w:t>
+      </w:r>
+      <w:r>
+        <w:t>Verificación de visualización de estado de tareas</w:t>
+      </w:r>
+      <w:r>
+        <w:t>.</w:t>
+      </w:r>
+    </w:p>
+    <w:p>
+      <w:pPr>
+        <w:pStyle w:val="Prrafodelista"/>
+        <w:ind w:left="1352"/>
+      </w:pPr>
+      <w:r>
+        <w:t xml:space="preserve">• </w:t>
+      </w:r>
+      <w:r>
+        <w:t>Validación del progreso del trabajo en la interfaz</w:t>
+      </w:r>
+      <w:r>
+        <w:t>.</w:t>
+      </w:r>
+    </w:p>
+    <w:p>
+      <w:pPr>
+        <w:pStyle w:val="Ttulo2"/>
+        <w:numPr>
+          <w:ilvl w:val="0"/>
+          <w:numId w:val="13"/>
+        </w:numPr>
+      </w:pPr>
+      <w:r>
+        <w:t xml:space="preserve">Casos de prueba </w:t>
+      </w:r>
+    </w:p>
+    <w:tbl>
+      <w:tblPr>
+        <w:tblStyle w:val="Tablaconcuadrcula"/>
+        <w:tblW w:w="0" w:type="auto"/>
+        <w:tblLook w:val="04A0" w:firstRow="1" w:lastRow="0" w:firstColumn="1" w:lastColumn="0" w:noHBand="0" w:noVBand="1"/>
+      </w:tblPr>
+      <w:tblGrid>
+        <w:gridCol w:w="558"/>
+        <w:gridCol w:w="1847"/>
+        <w:gridCol w:w="2914"/>
+        <w:gridCol w:w="1749"/>
+        <w:gridCol w:w="1760"/>
+      </w:tblGrid>
+      <w:tr>
+        <w:tc>
+          <w:tcPr>
+            <w:tcW w:w="558" w:type="dxa"/>
+          </w:tcPr>
+          <w:p>
+            <w:r>
+              <w:t>ID</w:t>
+            </w:r>
+          </w:p>
+        </w:tc>
+        <w:tc>
+          <w:tcPr>
+            <w:tcW w:w="1847" w:type="dxa"/>
+          </w:tcPr>
+          <w:p>
+            <w:r>
+              <w:t>Caso</w:t>
+            </w:r>
+          </w:p>
+        </w:tc>
+        <w:tc>
+          <w:tcPr>
+            <w:tcW w:w="2914" w:type="dxa"/>
+          </w:tcPr>
+          <w:p>
+            <w:r>
+              <w:t xml:space="preserve">Precondición </w:t>
+            </w:r>
+          </w:p>
+        </w:tc>
+        <w:tc>
+          <w:tcPr>
+            <w:tcW w:w="1749" w:type="dxa"/>
+          </w:tcPr>
+          <w:p>
+            <w:r>
+              <w:t>Pasos</w:t>
+            </w:r>
+          </w:p>
+        </w:tc>
+        <w:tc>
+          <w:tcPr>
+            <w:tcW w:w="1760" w:type="dxa"/>
+          </w:tcPr>
+          <w:p>
+            <w:r>
+              <w:t>Resultado Esperado</w:t>
+            </w:r>
+          </w:p>
+        </w:tc>
+      </w:tr>
+      <w:tr>
+        <w:tc>
+          <w:tcPr>
+            <w:tcW w:w="558" w:type="dxa"/>
+          </w:tcPr>
+          <w:p>
+            <w:r>
+              <w:t>01</w:t>
+            </w:r>
+          </w:p>
+        </w:tc>
+        <w:tc>
+          <w:tcPr>
+            <w:tcW w:w="1847" w:type="dxa"/>
+          </w:tcPr>
+          <w:p>
+            <w:r>
+              <w:t>Visualización del progreso del trabajo</w:t>
+            </w:r>
+          </w:p>
+        </w:tc>
+        <w:tc>
+          <w:tcPr>
+            <w:tcW w:w="2914" w:type="dxa"/>
+          </w:tcPr>
+          <w:p>
+            <w:r>
+              <w:t>Usuario autenticado y trabajo creado</w:t>
+            </w:r>
+          </w:p>
+        </w:tc>
+        <w:tc>
+          <w:tcPr>
+            <w:tcW w:w="1749" w:type="dxa"/>
+          </w:tcPr>
+          <w:p>
+            <w:r>
+              <w:t>Acceder al trabajo desde el panel</w:t>
+            </w:r>
+          </w:p>
+        </w:tc>
+        <w:tc>
+          <w:tcPr>
+            <w:tcW w:w="1760" w:type="dxa"/>
+          </w:tcPr>
+          <w:p>
+            <w:r>
+              <w:t>Se muestra el progreso del trabajo</w:t>
+            </w:r>
+          </w:p>
+        </w:tc>
+      </w:tr>
+      <w:tr>
+        <w:tc>
+          <w:tcPr>
+            <w:tcW w:w="558" w:type="dxa"/>
+          </w:tcPr>
+          <w:p>
+            <w:r>
+              <w:t>02</w:t>
+            </w:r>
+          </w:p>
+        </w:tc>
+        <w:tc>
+          <w:tcPr>
+            <w:tcW w:w="1847" w:type="dxa"/>
+          </w:tcPr>
+          <w:p>
+            <w:r>
+              <w:t>Visualización de tareas pendientes</w:t>
+            </w:r>
+          </w:p>
+        </w:tc>
+        <w:tc>
+          <w:tcPr>
+            <w:tcW w:w="2914" w:type="dxa"/>
+          </w:tcPr>
+          <w:p>
+            <w:r>
+              <w:t>Trabajo con tareas pendientes</w:t>
+            </w:r>
+          </w:p>
+        </w:tc>
+        <w:tc>
+          <w:tcPr>
+            <w:tcW w:w="1749" w:type="dxa"/>
+          </w:tcPr>
+          <w:p>
+            <w:r>
+              <w:t>Revisar lista de tareas</w:t>
+            </w:r>
+          </w:p>
+        </w:tc>
+        <w:tc>
+          <w:tcPr>
+            <w:tcW w:w="1760" w:type="dxa"/>
+          </w:tcPr>
+          <w:p>
+            <w:r>
+              <w:t>Las tareas pendientes se muestran correctamente</w:t>
+            </w:r>
+          </w:p>
+        </w:tc>
+      </w:tr>
+      <w:tr>
+        <w:tc>
+          <w:tcPr>
+            <w:tcW w:w="558" w:type="dxa"/>
+          </w:tcPr>
+          <w:p>
+            <w:r>
+              <w:t>03</w:t>
+            </w:r>
+          </w:p>
+        </w:tc>
+        <w:tc>
+          <w:tcPr>
+            <w:tcW w:w="1847" w:type="dxa"/>
+          </w:tcPr>
+          <w:p>
+            <w:r>
+              <w:t>Visualización de tareas completadas</w:t>
+            </w:r>
+          </w:p>
+        </w:tc>
+        <w:tc>
+          <w:tcPr>
+            <w:tcW w:w="2914" w:type="dxa"/>
+          </w:tcPr>
+          <w:p>
+            <w:r>
+              <w:t>T</w:t>
+            </w:r>
+            <w:r>
+              <w:t>rabajo con tareas finalizadas</w:t>
+            </w:r>
+          </w:p>
+        </w:tc>
+        <w:tc>
+          <w:tcPr>
+            <w:tcW w:w="1749" w:type="dxa"/>
+          </w:tcPr>
+          <w:p>
+            <w:r>
+              <w:t>Revisar lista de tareas</w:t>
+            </w:r>
+          </w:p>
+        </w:tc>
+        <w:tc>
+          <w:tcPr>
+            <w:tcW w:w="1760" w:type="dxa"/>
+          </w:tcPr>
+          <w:p>
+            <w:r>
+              <w:t>Las tareas completadas se muestran correctamente</w:t>
+            </w:r>
+          </w:p>
+        </w:tc>
+      </w:tr>
+      <w:tr>
+        <w:tc>
+          <w:tcPr>
+            <w:tcW w:w="558" w:type="dxa"/>
+          </w:tcPr>
+          <w:p>
+            <w:r>
+              <w:t>04</w:t>
+            </w:r>
+          </w:p>
+        </w:tc>
+        <w:tc>
+          <w:tcPr>
+            <w:tcW w:w="1847" w:type="dxa"/>
+          </w:tcPr>
+          <w:p>
+            <w:r>
+              <w:t>Actualización del progreso</w:t>
+            </w:r>
+          </w:p>
+        </w:tc>
+        <w:tc>
+          <w:tcPr>
+            <w:tcW w:w="2914" w:type="dxa"/>
+          </w:tcPr>
+          <w:p>
+            <w:r>
+              <w:t>Trabajo con tareas completadas y pendientes</w:t>
+            </w:r>
+          </w:p>
+        </w:tc>
+        <w:tc>
+          <w:tcPr>
+            <w:tcW w:w="1749" w:type="dxa"/>
+          </w:tcPr>
+          <w:p>
+            <w:r>
+              <w:t>Completar una tarea y revisar progreso</w:t>
+            </w:r>
+          </w:p>
+        </w:tc>
+        <w:tc>
+          <w:tcPr>
+            <w:tcW w:w="1760" w:type="dxa"/>
+          </w:tcPr>
+          <w:p>
+            <w:r>
+              <w:t>El progreso del trabajo se actualiza</w:t>
+            </w:r>
+          </w:p>
+        </w:tc>
+      </w:tr>
+      <w:tr>
+        <w:tc>
+          <w:tcPr>
+            <w:tcW w:w="558" w:type="dxa"/>
+          </w:tcPr>
+          <w:p>
+            <w:r>
+              <w:t>05</w:t>
+            </w:r>
+          </w:p>
+        </w:tc>
+        <w:tc>
+          <w:tcPr>
+            <w:tcW w:w="1847" w:type="dxa"/>
+          </w:tcPr>
+          <w:p>
+            <w:r>
+              <w:t>Acceso sin autenticación</w:t>
+            </w:r>
+          </w:p>
+        </w:tc>
+        <w:tc>
+          <w:tcPr>
+            <w:tcW w:w="2914" w:type="dxa"/>
+          </w:tcPr>
+          <w:p>
+            <w:r>
+              <w:t>Usuario no autenticado</w:t>
+            </w:r>
+          </w:p>
+        </w:tc>
+        <w:tc>
+          <w:tcPr>
+            <w:tcW w:w="1749" w:type="dxa"/>
+          </w:tcPr>
+          <w:p>
+            <w:r>
+              <w:t>I</w:t>
+            </w:r>
+            <w:r>
+              <w:t>ntentar acceder al progreso del trabajo</w:t>
+            </w:r>
+          </w:p>
+        </w:tc>
+        <w:tc>
+          <w:tcPr>
+            <w:tcW w:w="1760" w:type="dxa"/>
+          </w:tcPr>
+          <w:p>
+            <w:r>
+              <w:t xml:space="preserve">El sistema redirige al </w:t>
+            </w:r>
+            <w:proofErr w:type="spellStart"/>
+            <w:r>
+              <w:t>login</w:t>
+            </w:r>
+            <w:proofErr w:type="spellEnd"/>
           </w:p>
         </w:tc>
       </w:tr>
@@ -585,6 +2152,362 @@
 <file path=word/numbering.xml><?xml version="1.0" encoding="utf-8"?>
 <w:numbering xmlns:wpc="http://schemas.microsoft.com/office/word/2010/wordprocessingCanvas" xmlns:cx="http://schemas.microsoft.com/office/drawing/2014/chartex" xmlns:cx1="http://schemas.microsoft.com/office/drawing/2015/9/8/chartex" xmlns:cx2="http://schemas.microsoft.com/office/drawing/2015/10/21/chartex" xmlns:cx3="http://schemas.microsoft.com/office/drawing/2016/5/9/chartex" xmlns:cx4="http://schemas.microsoft.com/office/drawing/2016/5/10/chartex" xmlns:cx5="http://schemas.microsoft.com/office/drawing/2016/5/11/chartex" xmlns:cx6="http://schemas.microsoft.com/office/drawing/2016/5/12/chartex" xmlns:cx7="http://schemas.microsoft.com/office/drawing/2016/5/13/chartex" xmlns:cx8="http://schemas.microsoft.com/office/drawing/2016/5/14/chartex" xmlns:mc="http://schemas.openxmlformats.org/markup-compatibility/2006" xmlns:aink="http://schemas.microsoft.com/office/drawing/2016/ink" xmlns:am3d="http://schemas.microsoft.com/office/drawing/2017/model3d" xmlns:o="urn:schemas-microsoft-com:office:office" xmlns:oel="http://schemas.microsoft.com/office/2019/extlst" xmlns:r="http://schemas.openxmlformats.org/officeDocument/2006/relationships" xmlns:m="http://schemas.openxmlformats.org/officeDocument/2006/math" xmlns:v="urn:schemas-microsoft-com:vml" xmlns:wp14="http://schemas.microsoft.com/office/word/2010/wordprocessingDrawing" xmlns:wp="http://schemas.openxmlformats.org/drawingml/2006/wordprocessingDrawing" xmlns:w10="urn:schemas-microsoft-com:office:word" xmlns:w="http://schemas.openxmlformats.org/wordprocessingml/2006/main" xmlns:w14="http://schemas.microsoft.com/office/word/2010/wordml" xmlns:w15="http://schemas.microsoft.com/office/word/2012/wordml" xmlns:w16cex="http://schemas.microsoft.com/office/word/2018/wordml/cex" xmlns:w16cid="http://schemas.microsoft.com/office/word/2016/wordml/cid" xmlns:w16="http://schemas.microsoft.com/office/word/2018/wordml" xmlns:w16du="http://schemas.microsoft.com/office/word/2023/wordml/word16du" xmlns:w16sdtdh="http://schemas.microsoft.com/office/word/2020/wordml/sdtdatahash" xmlns:w16sdtfl="http://schemas.microsoft.com/office/word/2024/wordml/sdtformatlock" xmlns:w16se="http://schemas.microsoft.com/office/word/2015/wordml/symex" xmlns:wpg="http://schemas.microsoft.com/office/word/2010/wordprocessingGroup" xmlns:wpi="http://schemas.microsoft.com/office/word/2010/wordprocessingInk" xmlns:wne="http://schemas.microsoft.com/office/word/2006/wordml" xmlns:wps="http://schemas.microsoft.com/office/word/2010/wordprocessingShape" mc:Ignorable="w14 w15 w16se w16cid w16 w16cex w16sdtdh w16sdtfl w16du wp14">
   <w:abstractNum w:abstractNumId="0" w15:restartNumberingAfterBreak="0">
+    <w:nsid w:val="018C05BC"/>
+    <w:multiLevelType w:val="hybridMultilevel"/>
+    <w:tmpl w:val="B82E64B0"/>
+    <w:lvl w:ilvl="0" w:tplc="4E44DF44">
+      <w:start w:val="1"/>
+      <w:numFmt w:val="upperLetter"/>
+      <w:lvlText w:val="%1."/>
+      <w:lvlJc w:val="left"/>
+      <w:pPr>
+        <w:ind w:left="1080" w:hanging="360"/>
+      </w:pPr>
+      <w:rPr>
+        <w:rFonts w:hint="default"/>
+      </w:rPr>
+    </w:lvl>
+    <w:lvl w:ilvl="1" w:tplc="240A0019" w:tentative="1">
+      <w:start w:val="1"/>
+      <w:numFmt w:val="lowerLetter"/>
+      <w:lvlText w:val="%2."/>
+      <w:lvlJc w:val="left"/>
+      <w:pPr>
+        <w:ind w:left="1800" w:hanging="360"/>
+      </w:pPr>
+    </w:lvl>
+    <w:lvl w:ilvl="2" w:tplc="240A001B" w:tentative="1">
+      <w:start w:val="1"/>
+      <w:numFmt w:val="lowerRoman"/>
+      <w:lvlText w:val="%3."/>
+      <w:lvlJc w:val="right"/>
+      <w:pPr>
+        <w:ind w:left="2520" w:hanging="180"/>
+      </w:pPr>
+    </w:lvl>
+    <w:lvl w:ilvl="3" w:tplc="240A000F" w:tentative="1">
+      <w:start w:val="1"/>
+      <w:numFmt w:val="decimal"/>
+      <w:lvlText w:val="%4."/>
+      <w:lvlJc w:val="left"/>
+      <w:pPr>
+        <w:ind w:left="3240" w:hanging="360"/>
+      </w:pPr>
+    </w:lvl>
+    <w:lvl w:ilvl="4" w:tplc="240A0019" w:tentative="1">
+      <w:start w:val="1"/>
+      <w:numFmt w:val="lowerLetter"/>
+      <w:lvlText w:val="%5."/>
+      <w:lvlJc w:val="left"/>
+      <w:pPr>
+        <w:ind w:left="3960" w:hanging="360"/>
+      </w:pPr>
+    </w:lvl>
+    <w:lvl w:ilvl="5" w:tplc="240A001B" w:tentative="1">
+      <w:start w:val="1"/>
+      <w:numFmt w:val="lowerRoman"/>
+      <w:lvlText w:val="%6."/>
+      <w:lvlJc w:val="right"/>
+      <w:pPr>
+        <w:ind w:left="4680" w:hanging="180"/>
+      </w:pPr>
+    </w:lvl>
+    <w:lvl w:ilvl="6" w:tplc="240A000F" w:tentative="1">
+      <w:start w:val="1"/>
+      <w:numFmt w:val="decimal"/>
+      <w:lvlText w:val="%7."/>
+      <w:lvlJc w:val="left"/>
+      <w:pPr>
+        <w:ind w:left="5400" w:hanging="360"/>
+      </w:pPr>
+    </w:lvl>
+    <w:lvl w:ilvl="7" w:tplc="240A0019" w:tentative="1">
+      <w:start w:val="1"/>
+      <w:numFmt w:val="lowerLetter"/>
+      <w:lvlText w:val="%8."/>
+      <w:lvlJc w:val="left"/>
+      <w:pPr>
+        <w:ind w:left="6120" w:hanging="360"/>
+      </w:pPr>
+    </w:lvl>
+    <w:lvl w:ilvl="8" w:tplc="240A001B" w:tentative="1">
+      <w:start w:val="1"/>
+      <w:numFmt w:val="lowerRoman"/>
+      <w:lvlText w:val="%9."/>
+      <w:lvlJc w:val="right"/>
+      <w:pPr>
+        <w:ind w:left="6840" w:hanging="180"/>
+      </w:pPr>
+    </w:lvl>
+  </w:abstractNum>
+  <w:abstractNum w:abstractNumId="1" w15:restartNumberingAfterBreak="0">
+    <w:nsid w:val="29CF30D8"/>
+    <w:multiLevelType w:val="hybridMultilevel"/>
+    <w:tmpl w:val="3F2023B6"/>
+    <w:lvl w:ilvl="0" w:tplc="93105026">
+      <w:start w:val="1"/>
+      <w:numFmt w:val="upperLetter"/>
+      <w:lvlText w:val="%1."/>
+      <w:lvlJc w:val="left"/>
+      <w:pPr>
+        <w:ind w:left="1352" w:hanging="360"/>
+      </w:pPr>
+      <w:rPr>
+        <w:rFonts w:hint="default"/>
+      </w:rPr>
+    </w:lvl>
+    <w:lvl w:ilvl="1" w:tplc="240A0019" w:tentative="1">
+      <w:start w:val="1"/>
+      <w:numFmt w:val="lowerLetter"/>
+      <w:lvlText w:val="%2."/>
+      <w:lvlJc w:val="left"/>
+      <w:pPr>
+        <w:ind w:left="2072" w:hanging="360"/>
+      </w:pPr>
+    </w:lvl>
+    <w:lvl w:ilvl="2" w:tplc="240A001B" w:tentative="1">
+      <w:start w:val="1"/>
+      <w:numFmt w:val="lowerRoman"/>
+      <w:lvlText w:val="%3."/>
+      <w:lvlJc w:val="right"/>
+      <w:pPr>
+        <w:ind w:left="2792" w:hanging="180"/>
+      </w:pPr>
+    </w:lvl>
+    <w:lvl w:ilvl="3" w:tplc="240A000F" w:tentative="1">
+      <w:start w:val="1"/>
+      <w:numFmt w:val="decimal"/>
+      <w:lvlText w:val="%4."/>
+      <w:lvlJc w:val="left"/>
+      <w:pPr>
+        <w:ind w:left="3512" w:hanging="360"/>
+      </w:pPr>
+    </w:lvl>
+    <w:lvl w:ilvl="4" w:tplc="240A0019" w:tentative="1">
+      <w:start w:val="1"/>
+      <w:numFmt w:val="lowerLetter"/>
+      <w:lvlText w:val="%5."/>
+      <w:lvlJc w:val="left"/>
+      <w:pPr>
+        <w:ind w:left="4232" w:hanging="360"/>
+      </w:pPr>
+    </w:lvl>
+    <w:lvl w:ilvl="5" w:tplc="240A001B" w:tentative="1">
+      <w:start w:val="1"/>
+      <w:numFmt w:val="lowerRoman"/>
+      <w:lvlText w:val="%6."/>
+      <w:lvlJc w:val="right"/>
+      <w:pPr>
+        <w:ind w:left="4952" w:hanging="180"/>
+      </w:pPr>
+    </w:lvl>
+    <w:lvl w:ilvl="6" w:tplc="240A000F" w:tentative="1">
+      <w:start w:val="1"/>
+      <w:numFmt w:val="decimal"/>
+      <w:lvlText w:val="%7."/>
+      <w:lvlJc w:val="left"/>
+      <w:pPr>
+        <w:ind w:left="5672" w:hanging="360"/>
+      </w:pPr>
+    </w:lvl>
+    <w:lvl w:ilvl="7" w:tplc="240A0019" w:tentative="1">
+      <w:start w:val="1"/>
+      <w:numFmt w:val="lowerLetter"/>
+      <w:lvlText w:val="%8."/>
+      <w:lvlJc w:val="left"/>
+      <w:pPr>
+        <w:ind w:left="6392" w:hanging="360"/>
+      </w:pPr>
+    </w:lvl>
+    <w:lvl w:ilvl="8" w:tplc="240A001B" w:tentative="1">
+      <w:start w:val="1"/>
+      <w:numFmt w:val="lowerRoman"/>
+      <w:lvlText w:val="%9."/>
+      <w:lvlJc w:val="right"/>
+      <w:pPr>
+        <w:ind w:left="7112" w:hanging="180"/>
+      </w:pPr>
+    </w:lvl>
+  </w:abstractNum>
+  <w:abstractNum w:abstractNumId="2" w15:restartNumberingAfterBreak="0">
+    <w:nsid w:val="2D9F75C9"/>
+    <w:multiLevelType w:val="hybridMultilevel"/>
+    <w:tmpl w:val="092C5454"/>
+    <w:lvl w:ilvl="0" w:tplc="6908B45E">
+      <w:start w:val="2"/>
+      <w:numFmt w:val="upperLetter"/>
+      <w:lvlText w:val="%1-"/>
+      <w:lvlJc w:val="left"/>
+      <w:pPr>
+        <w:ind w:left="1352" w:hanging="360"/>
+      </w:pPr>
+      <w:rPr>
+        <w:rFonts w:hint="default"/>
+      </w:rPr>
+    </w:lvl>
+    <w:lvl w:ilvl="1" w:tplc="240A0019" w:tentative="1">
+      <w:start w:val="1"/>
+      <w:numFmt w:val="lowerLetter"/>
+      <w:lvlText w:val="%2."/>
+      <w:lvlJc w:val="left"/>
+      <w:pPr>
+        <w:ind w:left="2072" w:hanging="360"/>
+      </w:pPr>
+    </w:lvl>
+    <w:lvl w:ilvl="2" w:tplc="240A001B" w:tentative="1">
+      <w:start w:val="1"/>
+      <w:numFmt w:val="lowerRoman"/>
+      <w:lvlText w:val="%3."/>
+      <w:lvlJc w:val="right"/>
+      <w:pPr>
+        <w:ind w:left="2792" w:hanging="180"/>
+      </w:pPr>
+    </w:lvl>
+    <w:lvl w:ilvl="3" w:tplc="240A000F" w:tentative="1">
+      <w:start w:val="1"/>
+      <w:numFmt w:val="decimal"/>
+      <w:lvlText w:val="%4."/>
+      <w:lvlJc w:val="left"/>
+      <w:pPr>
+        <w:ind w:left="3512" w:hanging="360"/>
+      </w:pPr>
+    </w:lvl>
+    <w:lvl w:ilvl="4" w:tplc="240A0019" w:tentative="1">
+      <w:start w:val="1"/>
+      <w:numFmt w:val="lowerLetter"/>
+      <w:lvlText w:val="%5."/>
+      <w:lvlJc w:val="left"/>
+      <w:pPr>
+        <w:ind w:left="4232" w:hanging="360"/>
+      </w:pPr>
+    </w:lvl>
+    <w:lvl w:ilvl="5" w:tplc="240A001B" w:tentative="1">
+      <w:start w:val="1"/>
+      <w:numFmt w:val="lowerRoman"/>
+      <w:lvlText w:val="%6."/>
+      <w:lvlJc w:val="right"/>
+      <w:pPr>
+        <w:ind w:left="4952" w:hanging="180"/>
+      </w:pPr>
+    </w:lvl>
+    <w:lvl w:ilvl="6" w:tplc="240A000F" w:tentative="1">
+      <w:start w:val="1"/>
+      <w:numFmt w:val="decimal"/>
+      <w:lvlText w:val="%7."/>
+      <w:lvlJc w:val="left"/>
+      <w:pPr>
+        <w:ind w:left="5672" w:hanging="360"/>
+      </w:pPr>
+    </w:lvl>
+    <w:lvl w:ilvl="7" w:tplc="240A0019" w:tentative="1">
+      <w:start w:val="1"/>
+      <w:numFmt w:val="lowerLetter"/>
+      <w:lvlText w:val="%8."/>
+      <w:lvlJc w:val="left"/>
+      <w:pPr>
+        <w:ind w:left="6392" w:hanging="360"/>
+      </w:pPr>
+    </w:lvl>
+    <w:lvl w:ilvl="8" w:tplc="240A001B" w:tentative="1">
+      <w:start w:val="1"/>
+      <w:numFmt w:val="lowerRoman"/>
+      <w:lvlText w:val="%9."/>
+      <w:lvlJc w:val="right"/>
+      <w:pPr>
+        <w:ind w:left="7112" w:hanging="180"/>
+      </w:pPr>
+    </w:lvl>
+  </w:abstractNum>
+  <w:abstractNum w:abstractNumId="3" w15:restartNumberingAfterBreak="0">
+    <w:nsid w:val="3230111C"/>
+    <w:multiLevelType w:val="hybridMultilevel"/>
+    <w:tmpl w:val="314A3F6A"/>
+    <w:lvl w:ilvl="0" w:tplc="8BE8B84E">
+      <w:start w:val="1"/>
+      <w:numFmt w:val="upperLetter"/>
+      <w:lvlText w:val="%1."/>
+      <w:lvlJc w:val="left"/>
+      <w:pPr>
+        <w:ind w:left="1352" w:hanging="360"/>
+      </w:pPr>
+      <w:rPr>
+        <w:rFonts w:hint="default"/>
+      </w:rPr>
+    </w:lvl>
+    <w:lvl w:ilvl="1" w:tplc="240A0019" w:tentative="1">
+      <w:start w:val="1"/>
+      <w:numFmt w:val="lowerLetter"/>
+      <w:lvlText w:val="%2."/>
+      <w:lvlJc w:val="left"/>
+      <w:pPr>
+        <w:ind w:left="2072" w:hanging="360"/>
+      </w:pPr>
+    </w:lvl>
+    <w:lvl w:ilvl="2" w:tplc="240A001B" w:tentative="1">
+      <w:start w:val="1"/>
+      <w:numFmt w:val="lowerRoman"/>
+      <w:lvlText w:val="%3."/>
+      <w:lvlJc w:val="right"/>
+      <w:pPr>
+        <w:ind w:left="2792" w:hanging="180"/>
+      </w:pPr>
+    </w:lvl>
+    <w:lvl w:ilvl="3" w:tplc="240A000F" w:tentative="1">
+      <w:start w:val="1"/>
+      <w:numFmt w:val="decimal"/>
+      <w:lvlText w:val="%4."/>
+      <w:lvlJc w:val="left"/>
+      <w:pPr>
+        <w:ind w:left="3512" w:hanging="360"/>
+      </w:pPr>
+    </w:lvl>
+    <w:lvl w:ilvl="4" w:tplc="240A0019" w:tentative="1">
+      <w:start w:val="1"/>
+      <w:numFmt w:val="lowerLetter"/>
+      <w:lvlText w:val="%5."/>
+      <w:lvlJc w:val="left"/>
+      <w:pPr>
+        <w:ind w:left="4232" w:hanging="360"/>
+      </w:pPr>
+    </w:lvl>
+    <w:lvl w:ilvl="5" w:tplc="240A001B" w:tentative="1">
+      <w:start w:val="1"/>
+      <w:numFmt w:val="lowerRoman"/>
+      <w:lvlText w:val="%6."/>
+      <w:lvlJc w:val="right"/>
+      <w:pPr>
+        <w:ind w:left="4952" w:hanging="180"/>
+      </w:pPr>
+    </w:lvl>
+    <w:lvl w:ilvl="6" w:tplc="240A000F" w:tentative="1">
+      <w:start w:val="1"/>
+      <w:numFmt w:val="decimal"/>
+      <w:lvlText w:val="%7."/>
+      <w:lvlJc w:val="left"/>
+      <w:pPr>
+        <w:ind w:left="5672" w:hanging="360"/>
+      </w:pPr>
+    </w:lvl>
+    <w:lvl w:ilvl="7" w:tplc="240A0019" w:tentative="1">
+      <w:start w:val="1"/>
+      <w:numFmt w:val="lowerLetter"/>
+      <w:lvlText w:val="%8."/>
+      <w:lvlJc w:val="left"/>
+      <w:pPr>
+        <w:ind w:left="6392" w:hanging="360"/>
+      </w:pPr>
+    </w:lvl>
+    <w:lvl w:ilvl="8" w:tplc="240A001B" w:tentative="1">
+      <w:start w:val="1"/>
+      <w:numFmt w:val="lowerRoman"/>
+      <w:lvlText w:val="%9."/>
+      <w:lvlJc w:val="right"/>
+      <w:pPr>
+        <w:ind w:left="7112" w:hanging="180"/>
+      </w:pPr>
+    </w:lvl>
+  </w:abstractNum>
+  <w:abstractNum w:abstractNumId="4" w15:restartNumberingAfterBreak="0">
     <w:nsid w:val="35983750"/>
     <w:multiLevelType w:val="multilevel"/>
     <w:tmpl w:val="812263E8"/>
@@ -733,7 +2656,7 @@
       </w:rPr>
     </w:lvl>
   </w:abstractNum>
-  <w:abstractNum w:abstractNumId="1" w15:restartNumberingAfterBreak="0">
+  <w:abstractNum w:abstractNumId="5" w15:restartNumberingAfterBreak="0">
     <w:nsid w:val="3D076C4B"/>
     <w:multiLevelType w:val="hybridMultilevel"/>
     <w:tmpl w:val="47C0102E"/>
@@ -822,10 +2745,10 @@
       </w:pPr>
     </w:lvl>
   </w:abstractNum>
-  <w:abstractNum w:abstractNumId="2" w15:restartNumberingAfterBreak="0">
+  <w:abstractNum w:abstractNumId="6" w15:restartNumberingAfterBreak="0">
     <w:nsid w:val="5A094F6C"/>
     <w:multiLevelType w:val="multilevel"/>
-    <w:tmpl w:val="C770CFC6"/>
+    <w:tmpl w:val="D8EA40C4"/>
     <w:lvl w:ilvl="0">
       <w:start w:val="1"/>
       <w:numFmt w:val="bullet"/>
@@ -960,7 +2883,7 @@
       </w:rPr>
     </w:lvl>
   </w:abstractNum>
-  <w:abstractNum w:abstractNumId="3" w15:restartNumberingAfterBreak="0">
+  <w:abstractNum w:abstractNumId="7" w15:restartNumberingAfterBreak="0">
     <w:nsid w:val="5D7F0D2E"/>
     <w:multiLevelType w:val="hybridMultilevel"/>
     <w:tmpl w:val="4BBE511C"/>
@@ -1049,11 +2972,100 @@
       </w:pPr>
     </w:lvl>
   </w:abstractNum>
-  <w:abstractNum w:abstractNumId="4" w15:restartNumberingAfterBreak="0">
+  <w:abstractNum w:abstractNumId="8" w15:restartNumberingAfterBreak="0">
+    <w:nsid w:val="6A1333EB"/>
+    <w:multiLevelType w:val="hybridMultilevel"/>
+    <w:tmpl w:val="8D3003CE"/>
+    <w:lvl w:ilvl="0" w:tplc="4156F102">
+      <w:start w:val="2"/>
+      <w:numFmt w:val="upperLetter"/>
+      <w:lvlText w:val="%1."/>
+      <w:lvlJc w:val="left"/>
+      <w:pPr>
+        <w:ind w:left="1352" w:hanging="360"/>
+      </w:pPr>
+      <w:rPr>
+        <w:rFonts w:hint="default"/>
+      </w:rPr>
+    </w:lvl>
+    <w:lvl w:ilvl="1" w:tplc="240A0019" w:tentative="1">
+      <w:start w:val="1"/>
+      <w:numFmt w:val="lowerLetter"/>
+      <w:lvlText w:val="%2."/>
+      <w:lvlJc w:val="left"/>
+      <w:pPr>
+        <w:ind w:left="2072" w:hanging="360"/>
+      </w:pPr>
+    </w:lvl>
+    <w:lvl w:ilvl="2" w:tplc="240A001B" w:tentative="1">
+      <w:start w:val="1"/>
+      <w:numFmt w:val="lowerRoman"/>
+      <w:lvlText w:val="%3."/>
+      <w:lvlJc w:val="right"/>
+      <w:pPr>
+        <w:ind w:left="2792" w:hanging="180"/>
+      </w:pPr>
+    </w:lvl>
+    <w:lvl w:ilvl="3" w:tplc="240A000F" w:tentative="1">
+      <w:start w:val="1"/>
+      <w:numFmt w:val="decimal"/>
+      <w:lvlText w:val="%4."/>
+      <w:lvlJc w:val="left"/>
+      <w:pPr>
+        <w:ind w:left="3512" w:hanging="360"/>
+      </w:pPr>
+    </w:lvl>
+    <w:lvl w:ilvl="4" w:tplc="240A0019" w:tentative="1">
+      <w:start w:val="1"/>
+      <w:numFmt w:val="lowerLetter"/>
+      <w:lvlText w:val="%5."/>
+      <w:lvlJc w:val="left"/>
+      <w:pPr>
+        <w:ind w:left="4232" w:hanging="360"/>
+      </w:pPr>
+    </w:lvl>
+    <w:lvl w:ilvl="5" w:tplc="240A001B" w:tentative="1">
+      <w:start w:val="1"/>
+      <w:numFmt w:val="lowerRoman"/>
+      <w:lvlText w:val="%6."/>
+      <w:lvlJc w:val="right"/>
+      <w:pPr>
+        <w:ind w:left="4952" w:hanging="180"/>
+      </w:pPr>
+    </w:lvl>
+    <w:lvl w:ilvl="6" w:tplc="240A000F" w:tentative="1">
+      <w:start w:val="1"/>
+      <w:numFmt w:val="decimal"/>
+      <w:lvlText w:val="%7."/>
+      <w:lvlJc w:val="left"/>
+      <w:pPr>
+        <w:ind w:left="5672" w:hanging="360"/>
+      </w:pPr>
+    </w:lvl>
+    <w:lvl w:ilvl="7" w:tplc="240A0019" w:tentative="1">
+      <w:start w:val="1"/>
+      <w:numFmt w:val="lowerLetter"/>
+      <w:lvlText w:val="%8."/>
+      <w:lvlJc w:val="left"/>
+      <w:pPr>
+        <w:ind w:left="6392" w:hanging="360"/>
+      </w:pPr>
+    </w:lvl>
+    <w:lvl w:ilvl="8" w:tplc="240A001B" w:tentative="1">
+      <w:start w:val="1"/>
+      <w:numFmt w:val="lowerRoman"/>
+      <w:lvlText w:val="%9."/>
+      <w:lvlJc w:val="right"/>
+      <w:pPr>
+        <w:ind w:left="7112" w:hanging="180"/>
+      </w:pPr>
+    </w:lvl>
+  </w:abstractNum>
+  <w:abstractNum w:abstractNumId="9" w15:restartNumberingAfterBreak="0">
     <w:nsid w:val="76CE0D71"/>
     <w:multiLevelType w:val="hybridMultilevel"/>
-    <w:tmpl w:val="E2742C44"/>
-    <w:lvl w:ilvl="0" w:tplc="8E5CE706">
+    <w:tmpl w:val="C6B48B76"/>
+    <w:lvl w:ilvl="0" w:tplc="C124F426">
       <w:start w:val="1"/>
       <w:numFmt w:val="upperRoman"/>
       <w:pStyle w:val="Ttulo1"/>
@@ -1139,7 +3151,7 @@
       </w:pPr>
     </w:lvl>
   </w:abstractNum>
-  <w:abstractNum w:abstractNumId="5" w15:restartNumberingAfterBreak="0">
+  <w:abstractNum w:abstractNumId="10" w15:restartNumberingAfterBreak="0">
     <w:nsid w:val="7E5E28FB"/>
     <w:multiLevelType w:val="hybridMultilevel"/>
     <w:tmpl w:val="F2506986"/>
@@ -1229,22 +3241,58 @@
     </w:lvl>
   </w:abstractNum>
   <w:num w:numId="1" w16cid:durableId="756636326">
+    <w:abstractNumId w:val="7"/>
+  </w:num>
+  <w:num w:numId="2" w16cid:durableId="222567807">
+    <w:abstractNumId w:val="4"/>
+  </w:num>
+  <w:num w:numId="3" w16cid:durableId="1456831589">
+    <w:abstractNumId w:val="6"/>
+  </w:num>
+  <w:num w:numId="4" w16cid:durableId="22098745">
+    <w:abstractNumId w:val="5"/>
+  </w:num>
+  <w:num w:numId="5" w16cid:durableId="2091805105">
+    <w:abstractNumId w:val="10"/>
+  </w:num>
+  <w:num w:numId="6" w16cid:durableId="1400440812">
+    <w:abstractNumId w:val="9"/>
+  </w:num>
+  <w:num w:numId="7" w16cid:durableId="1086457386">
+    <w:abstractNumId w:val="9"/>
+    <w:lvlOverride w:ilvl="0">
+      <w:startOverride w:val="1"/>
+    </w:lvlOverride>
+  </w:num>
+  <w:num w:numId="8" w16cid:durableId="982463225">
+    <w:abstractNumId w:val="0"/>
+  </w:num>
+  <w:num w:numId="9" w16cid:durableId="1995991598">
     <w:abstractNumId w:val="3"/>
   </w:num>
-  <w:num w:numId="2" w16cid:durableId="222567807">
-    <w:abstractNumId w:val="0"/>
-  </w:num>
-  <w:num w:numId="3" w16cid:durableId="1456831589">
+  <w:num w:numId="10" w16cid:durableId="1417819951">
     <w:abstractNumId w:val="2"/>
   </w:num>
-  <w:num w:numId="4" w16cid:durableId="22098745">
+  <w:num w:numId="11" w16cid:durableId="1109398790">
+    <w:abstractNumId w:val="6"/>
+    <w:lvlOverride w:ilvl="0">
+      <w:startOverride w:val="1"/>
+    </w:lvlOverride>
+    <w:lvlOverride w:ilvl="1">
+      <w:startOverride w:val="1"/>
+    </w:lvlOverride>
+    <w:lvlOverride w:ilvl="2">
+      <w:startOverride w:val="1"/>
+    </w:lvlOverride>
+    <w:lvlOverride w:ilvl="3">
+      <w:startOverride w:val="2"/>
+    </w:lvlOverride>
+  </w:num>
+  <w:num w:numId="12" w16cid:durableId="947810132">
     <w:abstractNumId w:val="1"/>
   </w:num>
-  <w:num w:numId="5" w16cid:durableId="2091805105">
-    <w:abstractNumId w:val="5"/>
-  </w:num>
-  <w:num w:numId="6" w16cid:durableId="1400440812">
-    <w:abstractNumId w:val="4"/>
+  <w:num w:numId="13" w16cid:durableId="1356274172">
+    <w:abstractNumId w:val="8"/>
   </w:num>
 </w:numbering>
 </file>
@@ -1661,11 +3709,12 @@
     <w:link w:val="Ttulo1Car"/>
     <w:uiPriority w:val="9"/>
     <w:qFormat/>
-    <w:rsid w:val="00ED2D49"/>
+    <w:rsid w:val="00131973"/>
     <w:pPr>
       <w:numPr>
         <w:numId w:val="6"/>
       </w:numPr>
+      <w:jc w:val="center"/>
       <w:outlineLvl w:val="0"/>
     </w:pPr>
   </w:style>
@@ -1674,6 +3723,7 @@
     <w:basedOn w:val="Prrafodelista"/>
     <w:next w:val="Normal"/>
     <w:link w:val="Ttulo2Car"/>
+    <w:autoRedefine/>
     <w:uiPriority w:val="9"/>
     <w:unhideWhenUsed/>
     <w:qFormat/>
@@ -1866,7 +3916,7 @@
     <w:basedOn w:val="Fuentedeprrafopredeter"/>
     <w:link w:val="Ttulo1"/>
     <w:uiPriority w:val="9"/>
-    <w:rsid w:val="00ED2D49"/>
+    <w:rsid w:val="00131973"/>
     <w:rPr>
       <w:rFonts w:ascii="Times New Roman" w:hAnsi="Times New Roman" w:cs="Times New Roman"/>
     </w:rPr>
@@ -2204,6 +4254,17 @@
       </w:tblBorders>
     </w:tblPr>
   </w:style>
+  <w:style w:type="character" w:styleId="Fuerte">
+    <w:name w:val="Strong"/>
+    <w:basedOn w:val="Fuentedeprrafopredeter"/>
+    <w:uiPriority w:val="22"/>
+    <w:qFormat/>
+    <w:rsid w:val="00131973"/>
+    <w:rPr>
+      <w:b/>
+      <w:bCs/>
+    </w:rPr>
+  </w:style>
 </w:styles>
 </file>
 
